--- a/SRS/Kelompok 10 Clovet.docx
+++ b/SRS/Kelompok 10 Clovet.docx
@@ -414,7 +414,7 @@
     </w:p>
     <w:sdt>
       <w:sdtPr>
-        <w:id w:val="-185066879"/>
+        <w:id w:val="-705251348"/>
         <w:docPartObj>
           <w:docPartGallery w:val="Table of Contents"/>
           <w:docPartUnique w:val="1"/>
@@ -3230,6 +3230,40 @@
           <w:rFonts w:ascii="Times New Roman" w:cs="Times New Roman" w:eastAsia="Times New Roman" w:hAnsi="Times New Roman"/>
           <w:b w:val="1"/>
           <w:bCs w:val="1"/>
+          <w:sz w:val="36"/>
+          <w:szCs w:val="36"/>
+        </w:rPr>
+      </w:pPr>
+      <w:r>
+        <w:br w:type="page"/>
+      </w:r>
+      <w:r>
+        <w:rPr>
+          <w:rtl w:val="0"/>
+        </w:rPr>
+      </w:r>
+    </w:p>
+    <w:p>
+      <w:pPr>
+        <w:keepNext w:val="1"/>
+        <w:keepLines w:val="1"/>
+        <w:pageBreakBefore w:val="0"/>
+        <w:widowControl w:val="1"/>
+        <w:pBdr>
+          <w:top w:space="0" w:sz="0" w:val="nil"/>
+          <w:left w:space="0" w:sz="0" w:val="nil"/>
+          <w:bottom w:space="0" w:sz="0" w:val="nil"/>
+          <w:right w:space="0" w:sz="0" w:val="nil"/>
+          <w:between w:space="0" w:sz="0" w:val="nil"/>
+        </w:pBdr>
+        <w:shd w:fill="auto" w:val="clear"/>
+        <w:spacing w:after="240" w:before="120" w:line="240" w:lineRule="auto"/>
+        <w:ind w:left="0" w:right="0" w:firstLine="0"/>
+        <w:jc w:val="left"/>
+        <w:rPr>
+          <w:rFonts w:ascii="Times New Roman" w:cs="Times New Roman" w:eastAsia="Times New Roman" w:hAnsi="Times New Roman"/>
+          <w:b w:val="1"/>
+          <w:bCs w:val="1"/>
           <w:i w:val="0"/>
           <w:iCs w:val="0"/>
           <w:smallCaps w:val="0"/>
@@ -4451,7 +4485,7 @@
           <w:szCs w:val="22"/>
           <w:rtl w:val="0"/>
         </w:rPr>
-        <w:t xml:space="preserve">Dengan soste, escrow dan proses verifikasi keaslian produk sebelum diterima oleh pembeli, yang akan meminimalkan risiko barang palsu dan meningkatkan kepercayaan antar pengguna.</w:t>
+        <w:t xml:space="preserve">Dengan sistem escrow dan proses verifikasi keaslian produk sebelum diterima oleh pembeli, yang akan meminimalkan risiko barang palsu dan meningkatkan kepercayaan antar pengguna.</w:t>
       </w:r>
     </w:p>
     <w:p>
@@ -6776,27 +6810,7 @@
           <w:szCs w:val="22"/>
           <w:rtl w:val="0"/>
         </w:rPr>
-        <w:t xml:space="preserve"> Pengunggahan produk oleh penjual dengan fitur </w:t>
-      </w:r>
-      <w:r>
-        <w:rPr>
-          <w:rFonts w:ascii="Times New Roman" w:cs="Times New Roman" w:eastAsia="Times New Roman" w:hAnsi="Times New Roman"/>
-          <w:b w:val="1"/>
-          <w:bCs w:val="1"/>
-          <w:sz w:val="22"/>
-          <w:szCs w:val="22"/>
-          <w:rtl w:val="0"/>
-        </w:rPr>
-        <w:t xml:space="preserve">Analyze with AI</w:t>
-      </w:r>
-      <w:r>
-        <w:rPr>
-          <w:rFonts w:ascii="Times New Roman" w:cs="Times New Roman" w:eastAsia="Times New Roman" w:hAnsi="Times New Roman"/>
-          <w:sz w:val="22"/>
-          <w:szCs w:val="22"/>
-          <w:rtl w:val="0"/>
-        </w:rPr>
-        <w:t xml:space="preserve"> berbasis NLP untuk klasifikasi otomatis.</w:t>
+        <w:t xml:space="preserve"> Penggunaan teknologi NLP pada fitur “Analyze with AI” dipilih untuk membantu seller melakukan klasifikasi kategori produk secara otomatis berdasarkan deskripsi teks produk.</w:t>
       </w:r>
     </w:p>
     <w:p>
@@ -7083,7 +7097,7 @@
           <w:szCs w:val="22"/>
           <w:rtl w:val="0"/>
         </w:rPr>
-        <w:t xml:space="preserve">Terdapat tiga kelas pengguna utama dalam sistem Clovet:</w:t>
+        <w:t xml:space="preserve">Pembagian role menjadi Buyer, Seller, dan Expert Verifier dilakukan karena masing-masing pengguna memiliki kebutuhan, tanggung jawab, dan hak akses yang berbeda di dalam sistem. Buyer berfokus pada proses pembelian dan pemberian ulasan, Seller bertanggung jawab terhadap pengelolaan produk dan transaksi penjualan, sedangkan Expert Verifier berperan menjaga autentisitas produk premium. Pemisahan role ini membantu penerapan access control, keamanan sistem, dan efisiensi alur bisnis marketplace. </w:t>
       </w:r>
     </w:p>
     <w:p>
@@ -7120,7 +7134,7 @@
     <w:sdt>
       <w:sdtPr>
         <w:lock w:val="contentLocked"/>
-        <w:id w:val="2133859834"/>
+        <w:id w:val="215602205"/>
         <w:tag w:val="goog_rdk_0"/>
       </w:sdtPr>
       <w:sdtContent>
@@ -11814,7 +11828,7 @@
           <w:szCs w:val="22"/>
           <w:rtl w:val="0"/>
         </w:rPr>
-        <w:t xml:space="preserve"> Desain bersifat responsif untuk berbagai resolusi monitor desktop, mulai dari rasio 16:9 hingga 21:9.</w:t>
+        <w:t xml:space="preserve"> Desain bersifat responsif untuk berbagai resolusi monitor desktop, mulai dari rasio 16:9 hingga 21:9. Pendekatan responsive web design dipilih agar aplikasi tetap dapat digunakan secara optimal pada berbagai ukuran layar dan browser modern. Desain antarmuka juga dibuat dengan konsep premium minimalis untuk menyesuaikan identitas marketplace fashion premium sehingga meningkatkan kenyamanan dan pengalaman pengguna saat menggunakan sistem.</w:t>
       </w:r>
     </w:p>
     <w:p>
@@ -14846,7 +14860,7 @@
           <w:szCs w:val="22"/>
           <w:rtl w:val="0"/>
         </w:rPr>
-        <w:t xml:space="preserve">. Jika terbalik, sistem akan merestart nilai input secara otomatis.</w:t>
+        <w:t xml:space="preserve">. Jika terbalik, sistem akan reset nilai input secara otomatis.</w:t>
       </w:r>
     </w:p>
     <w:p>
@@ -19569,7 +19583,7 @@
           <w:szCs w:val="22"/>
           <w:rtl w:val="0"/>
         </w:rPr>
-        <w:t xml:space="preserve">) yang secara otomatis langsung menghitung ulang deviasi rata-rata rating reputasi toko (</w:t>
+        <w:t xml:space="preserve">) yang secara otomatis langsung menghitung ulang ta-rata rating reputasi toko (</w:t>
       </w:r>
       <w:r>
         <w:rPr>
@@ -20551,7 +20565,7 @@
       </w:r>
       <w:sdt>
         <w:sdtPr>
-          <w:id w:val="-917232731"/>
+          <w:id w:val="-539412889"/>
           <w:tag w:val="goog_rdk_1"/>
         </w:sdtPr>
         <w:sdtContent>
@@ -20577,7 +20591,7 @@
       </w:r>
       <w:sdt>
         <w:sdtPr>
-          <w:id w:val="-235234729"/>
+          <w:id w:val="-30735995"/>
           <w:tag w:val="goog_rdk_2"/>
         </w:sdtPr>
         <w:sdtContent>
@@ -20603,7 +20617,7 @@
       </w:r>
       <w:sdt>
         <w:sdtPr>
-          <w:id w:val="-850339531"/>
+          <w:id w:val="444123312"/>
           <w:tag w:val="goog_rdk_3"/>
         </w:sdtPr>
         <w:sdtContent>
@@ -20629,7 +20643,7 @@
       </w:r>
       <w:sdt>
         <w:sdtPr>
-          <w:id w:val="1077552517"/>
+          <w:id w:val="-964307197"/>
           <w:tag w:val="goog_rdk_4"/>
         </w:sdtPr>
         <w:sdtContent>
@@ -20655,7 +20669,7 @@
       </w:r>
       <w:sdt>
         <w:sdtPr>
-          <w:id w:val="1569931181"/>
+          <w:id w:val="-757065047"/>
           <w:tag w:val="goog_rdk_5"/>
         </w:sdtPr>
         <w:sdtContent>
@@ -20681,7 +20695,7 @@
       </w:r>
       <w:sdt>
         <w:sdtPr>
-          <w:id w:val="-638819407"/>
+          <w:id w:val="-1917258064"/>
           <w:tag w:val="goog_rdk_6"/>
         </w:sdtPr>
         <w:sdtContent>
@@ -20707,7 +20721,7 @@
       </w:r>
       <w:sdt>
         <w:sdtPr>
-          <w:id w:val="99450333"/>
+          <w:id w:val="731062275"/>
           <w:tag w:val="goog_rdk_7"/>
         </w:sdtPr>
         <w:sdtContent>
@@ -21436,171 +21450,6 @@
         <w:t xml:space="preserve"> SDM internal berkualifikasi tinggi yang bertindak sebagai juri penguji fisik barang di Pusat Verifikasi Clovet.</w:t>
         <w:br w:type="textWrapping"/>
       </w:r>
-    </w:p>
-    <w:p>
-      <w:pPr>
-        <w:ind w:left="720" w:firstLine="0"/>
-        <w:rPr>
-          <w:rFonts w:ascii="Times New Roman" w:cs="Times New Roman" w:eastAsia="Times New Roman" w:hAnsi="Times New Roman"/>
-          <w:sz w:val="22"/>
-          <w:szCs w:val="22"/>
-        </w:rPr>
-      </w:pPr>
-      <w:bookmarkStart w:colFirst="0" w:colLast="0" w:name="_heading=h.b126yimck7rr" w:id="85"/>
-      <w:bookmarkEnd w:id="85"/>
-      <w:r>
-        <w:rPr>
-          <w:rtl w:val="0"/>
-        </w:rPr>
-      </w:r>
-    </w:p>
-    <w:p>
-      <w:pPr>
-        <w:ind w:left="720" w:firstLine="0"/>
-        <w:rPr>
-          <w:rFonts w:ascii="Times New Roman" w:cs="Times New Roman" w:eastAsia="Times New Roman" w:hAnsi="Times New Roman"/>
-          <w:sz w:val="22"/>
-          <w:szCs w:val="22"/>
-        </w:rPr>
-      </w:pPr>
-      <w:bookmarkStart w:colFirst="0" w:colLast="0" w:name="_heading=h.7zcacywgbe1m" w:id="86"/>
-      <w:bookmarkEnd w:id="86"/>
-      <w:r>
-        <w:rPr>
-          <w:rtl w:val="0"/>
-        </w:rPr>
-      </w:r>
-    </w:p>
-    <w:p>
-      <w:pPr>
-        <w:ind w:left="720" w:firstLine="0"/>
-        <w:rPr>
-          <w:rFonts w:ascii="Times New Roman" w:cs="Times New Roman" w:eastAsia="Times New Roman" w:hAnsi="Times New Roman"/>
-          <w:sz w:val="22"/>
-          <w:szCs w:val="22"/>
-        </w:rPr>
-      </w:pPr>
-      <w:bookmarkStart w:colFirst="0" w:colLast="0" w:name="_heading=h.kh4whw3732h" w:id="87"/>
-      <w:bookmarkEnd w:id="87"/>
-      <w:r>
-        <w:rPr>
-          <w:rtl w:val="0"/>
-        </w:rPr>
-      </w:r>
-    </w:p>
-    <w:p>
-      <w:pPr>
-        <w:ind w:left="720" w:firstLine="0"/>
-        <w:rPr>
-          <w:rFonts w:ascii="Times New Roman" w:cs="Times New Roman" w:eastAsia="Times New Roman" w:hAnsi="Times New Roman"/>
-          <w:sz w:val="22"/>
-          <w:szCs w:val="22"/>
-        </w:rPr>
-      </w:pPr>
-      <w:bookmarkStart w:colFirst="0" w:colLast="0" w:name="_heading=h.sbx7jem9fnnq" w:id="88"/>
-      <w:bookmarkEnd w:id="88"/>
-      <w:r>
-        <w:rPr>
-          <w:rtl w:val="0"/>
-        </w:rPr>
-      </w:r>
-    </w:p>
-    <w:p>
-      <w:pPr>
-        <w:ind w:left="720" w:firstLine="0"/>
-        <w:rPr>
-          <w:rFonts w:ascii="Times New Roman" w:cs="Times New Roman" w:eastAsia="Times New Roman" w:hAnsi="Times New Roman"/>
-          <w:sz w:val="22"/>
-          <w:szCs w:val="22"/>
-        </w:rPr>
-      </w:pPr>
-      <w:bookmarkStart w:colFirst="0" w:colLast="0" w:name="_heading=h.siywlf4nym51" w:id="89"/>
-      <w:bookmarkEnd w:id="89"/>
-      <w:r>
-        <w:rPr>
-          <w:rtl w:val="0"/>
-        </w:rPr>
-      </w:r>
-    </w:p>
-    <w:p>
-      <w:pPr>
-        <w:ind w:left="720" w:firstLine="0"/>
-        <w:rPr>
-          <w:rFonts w:ascii="Times New Roman" w:cs="Times New Roman" w:eastAsia="Times New Roman" w:hAnsi="Times New Roman"/>
-          <w:sz w:val="22"/>
-          <w:szCs w:val="22"/>
-        </w:rPr>
-      </w:pPr>
-      <w:bookmarkStart w:colFirst="0" w:colLast="0" w:name="_heading=h.9ajmuirj7mbi" w:id="90"/>
-      <w:bookmarkEnd w:id="90"/>
-      <w:r>
-        <w:rPr>
-          <w:rtl w:val="0"/>
-        </w:rPr>
-      </w:r>
-    </w:p>
-    <w:p>
-      <w:pPr>
-        <w:ind w:left="720" w:firstLine="0"/>
-        <w:rPr>
-          <w:rFonts w:ascii="Times New Roman" w:cs="Times New Roman" w:eastAsia="Times New Roman" w:hAnsi="Times New Roman"/>
-          <w:sz w:val="22"/>
-          <w:szCs w:val="22"/>
-        </w:rPr>
-      </w:pPr>
-      <w:bookmarkStart w:colFirst="0" w:colLast="0" w:name="_heading=h.yae0iydhw510" w:id="91"/>
-      <w:bookmarkEnd w:id="91"/>
-      <w:r>
-        <w:rPr>
-          <w:rtl w:val="0"/>
-        </w:rPr>
-      </w:r>
-    </w:p>
-    <w:p>
-      <w:pPr>
-        <w:ind w:left="720" w:firstLine="0"/>
-        <w:rPr>
-          <w:rFonts w:ascii="Times New Roman" w:cs="Times New Roman" w:eastAsia="Times New Roman" w:hAnsi="Times New Roman"/>
-          <w:sz w:val="22"/>
-          <w:szCs w:val="22"/>
-        </w:rPr>
-      </w:pPr>
-      <w:bookmarkStart w:colFirst="0" w:colLast="0" w:name="_heading=h.m2iy5149gnr" w:id="92"/>
-      <w:bookmarkEnd w:id="92"/>
-      <w:r>
-        <w:rPr>
-          <w:rtl w:val="0"/>
-        </w:rPr>
-      </w:r>
-    </w:p>
-    <w:p>
-      <w:pPr>
-        <w:ind w:left="0" w:firstLine="0"/>
-        <w:rPr>
-          <w:rFonts w:ascii="Times New Roman" w:cs="Times New Roman" w:eastAsia="Times New Roman" w:hAnsi="Times New Roman"/>
-          <w:sz w:val="22"/>
-          <w:szCs w:val="22"/>
-        </w:rPr>
-      </w:pPr>
-      <w:bookmarkStart w:colFirst="0" w:colLast="0" w:name="_heading=h.wt85q9i58hfc" w:id="93"/>
-      <w:bookmarkEnd w:id="93"/>
-      <w:r>
-        <w:rPr>
-          <w:rtl w:val="0"/>
-        </w:rPr>
-      </w:r>
-    </w:p>
-    <w:p>
-      <w:pPr>
-        <w:ind w:left="0" w:firstLine="0"/>
-        <w:rPr>
-          <w:rFonts w:ascii="Times New Roman" w:cs="Times New Roman" w:eastAsia="Times New Roman" w:hAnsi="Times New Roman"/>
-          <w:sz w:val="22"/>
-          <w:szCs w:val="22"/>
-        </w:rPr>
-      </w:pPr>
-      <w:bookmarkStart w:colFirst="0" w:colLast="0" w:name="_heading=h.36yo7cb5jjeb" w:id="94"/>
-      <w:bookmarkEnd w:id="94"/>
       <w:r>
         <w:rPr>
           <w:rtl w:val="0"/>
@@ -21788,7 +21637,7 @@
     <w:sdt>
       <w:sdtPr>
         <w:lock w:val="contentLocked"/>
-        <w:id w:val="415723723"/>
+        <w:id w:val="1559863665"/>
         <w:tag w:val="goog_rdk_8"/>
       </w:sdtPr>
       <w:sdtContent>
@@ -22213,7 +22062,7 @@
     <w:sdt>
       <w:sdtPr>
         <w:lock w:val="contentLocked"/>
-        <w:id w:val="-668403143"/>
+        <w:id w:val="-1577096382"/>
         <w:tag w:val="goog_rdk_9"/>
       </w:sdtPr>
       <w:sdtContent>
@@ -22510,7 +22359,7 @@
                     <w:szCs w:val="22"/>
                     <w:rtl w:val="0"/>
                   </w:rPr>
-                  <w:t xml:space="preserve">Sistem menampilkan daftar produk yang sesuai dengan kriteria pencarian atau filter yang dipilih pembeli.</w:t>
+                  <w:t xml:space="preserve">Pesanan berhasil dibuat di sistem, status transaksi berubah menjadi “PAID”, dana pembeli ditahan sementara di sistem escrow, stok produk diperbarui, dan invoice transaksi tercatat pada riwayat pesanan pengguna.</w:t>
                 </w:r>
               </w:p>
             </w:tc>
@@ -22578,7 +22427,7 @@
                     <w:szCs w:val="22"/>
                     <w:rtl w:val="0"/>
                   </w:rPr>
-                  <w:t xml:space="preserve">Pesanan berhasil dibuat, uang pembeli ditahan oleh sistem escrow, dan status pesanan berubah menjadi "Sudah Dibayar".</w:t>
+                  <w:t xml:space="preserve">Pesanan berhasil dibuat, uang pembeli ditahan oleh sistem escrow, dan status pesanan berubah menjadi "PAID".</w:t>
                 </w:r>
               </w:p>
             </w:tc>
@@ -22638,7 +22487,7 @@
     <w:sdt>
       <w:sdtPr>
         <w:lock w:val="contentLocked"/>
-        <w:id w:val="-1279561826"/>
+        <w:id w:val="-1026434488"/>
         <w:tag w:val="goog_rdk_10"/>
       </w:sdtPr>
       <w:sdtContent>
@@ -22935,7 +22784,7 @@
                     <w:szCs w:val="22"/>
                     <w:rtl w:val="0"/>
                   </w:rPr>
-                  <w:t xml:space="preserve">Produk baru tersimpan di database dengan kategori yang diisi otomatis, dan status produk menjadi "Pending" (menunggu verifikasi).</w:t>
+                  <w:t xml:space="preserve">Produk baru tersimpan di database dengan kategori yang diisi otomatis.</w:t>
                 </w:r>
               </w:p>
             </w:tc>
@@ -23003,7 +22852,7 @@
                     <w:szCs w:val="22"/>
                     <w:rtl w:val="0"/>
                   </w:rPr>
-                  <w:t xml:space="preserve">Penjual menekan tombol "Simpan Produk" setelah mengisi form detail produk (nama, deskripsi, foto).</w:t>
+                  <w:t xml:space="preserve">Penjual menekan tombol "PUBLISH PRODUCT" setelah mengisi form detail produk.</w:t>
                 </w:r>
               </w:p>
             </w:tc>
@@ -23078,7 +22927,7 @@
     <w:sdt>
       <w:sdtPr>
         <w:lock w:val="contentLocked"/>
-        <w:id w:val="-1926538959"/>
+        <w:id w:val="1510046756"/>
         <w:tag w:val="goog_rdk_11"/>
       </w:sdtPr>
       <w:sdtContent>
@@ -23307,7 +23156,7 @@
                     <w:szCs w:val="22"/>
                     <w:rtl w:val="0"/>
                   </w:rPr>
-                  <w:t xml:space="preserve">Barang fisik dari penjual telah tiba di Pusat Verifikasi Clovet dan pesanan berstatus "Dibayar".</w:t>
+                  <w:t xml:space="preserve">Barang fisik dari penjual telah tiba di Pusat Verifikasi Clovet dan pesanan berstatus "PAID".</w:t>
                 </w:r>
               </w:p>
             </w:tc>
@@ -23375,7 +23224,7 @@
                     <w:szCs w:val="22"/>
                     <w:rtl w:val="0"/>
                   </w:rPr>
-                  <w:t xml:space="preserve">Status autentikasi produk berubah menjadi "Verified" (atau "Rejected" jika palsu), dan sistem membuat label pengiriman baru ke alamat pembeli.</w:t>
+                  <w:t xml:space="preserve">Status autentikasi produk berubah menjadi "VERIFIED" (atau "Rejected" jika palsu), dan sistem membuat label pengiriman baru ke alamat pembeli.</w:t>
                 </w:r>
               </w:p>
             </w:tc>
@@ -23488,7 +23337,7 @@
     <w:sdt>
       <w:sdtPr>
         <w:lock w:val="contentLocked"/>
-        <w:id w:val="-1768857296"/>
+        <w:id w:val="1601154438"/>
         <w:tag w:val="goog_rdk_12"/>
       </w:sdtPr>
       <w:sdtContent>
@@ -23853,7 +23702,7 @@
                     <w:szCs w:val="22"/>
                     <w:rtl w:val="0"/>
                   </w:rPr>
-                  <w:t xml:space="preserve">Pembeli menekan tombol "Lacak Pesanan" pada halaman riwayat transaksi.</w:t>
+                  <w:t xml:space="preserve">Pembeli menekan tombol "Order Status" pada halaman riwayat transaksi.</w:t>
                 </w:r>
               </w:p>
             </w:tc>
@@ -23913,7 +23762,7 @@
     <w:sdt>
       <w:sdtPr>
         <w:lock w:val="contentLocked"/>
-        <w:id w:val="1931100580"/>
+        <w:id w:val="481062674"/>
         <w:tag w:val="goog_rdk_13"/>
       </w:sdtPr>
       <w:sdtContent>
@@ -24278,7 +24127,7 @@
                     <w:szCs w:val="22"/>
                     <w:rtl w:val="0"/>
                   </w:rPr>
-                  <w:t xml:space="preserve">Penjual menekan tombol "Tarik Saldo" dan mengonfirmasi nominal penarikan.</w:t>
+                  <w:t xml:space="preserve">Penjual menekan tombol "Extract Funds" dan mengonfirmasi nominal penarikan.</w:t>
                 </w:r>
               </w:p>
             </w:tc>
@@ -24338,7 +24187,7 @@
     <w:sdt>
       <w:sdtPr>
         <w:lock w:val="contentLocked"/>
-        <w:id w:val="432524988"/>
+        <w:id w:val="-421814637"/>
         <w:tag w:val="goog_rdk_14"/>
       </w:sdtPr>
       <w:sdtContent>
@@ -24431,7 +24280,7 @@
                     <w:szCs w:val="22"/>
                     <w:rtl w:val="0"/>
                   </w:rPr>
-                  <w:t xml:space="preserve">Proses inspeksi fisik oleh tim ahli untuk memastikan pakaian premium yang dikirim penjual adalah asli (bukan barang tiruan).</w:t>
+                  <w:t xml:space="preserve">Proses di mana pembeli memberikan penilaian berupa rating bintang dan ulasan tertulis terhadap produk yang telah berhasil diterima setelah transaksi selesai. Sistem menggunakan ulasan tersebut untuk memperbarui reputasi produk dan penjual secara otomatis.</w:t>
                 </w:r>
               </w:p>
             </w:tc>
@@ -24567,7 +24416,7 @@
                     <w:szCs w:val="22"/>
                     <w:rtl w:val="0"/>
                   </w:rPr>
-                  <w:t xml:space="preserve">Status transaksi sudah berubah menjadi "Selesai" (barang telah diterima dengan baik oleh pembeli).</w:t>
+                  <w:t xml:space="preserve">Status transaksi sudah berubah menjadi "COMPLETED" (barang telah diterima dengan baik oleh pembeli).</w:t>
                 </w:r>
               </w:p>
             </w:tc>
@@ -24703,7 +24552,7 @@
                     <w:szCs w:val="22"/>
                     <w:rtl w:val="0"/>
                   </w:rPr>
-                  <w:t xml:space="preserve">Pembeli menekan tombol "Beri Ulasan" dan mengirimkan form penilaian.</w:t>
+                  <w:t xml:space="preserve">Pembeli menekan tombol "Give Rating" dan mengirimkan form penilaian.</w:t>
                 </w:r>
               </w:p>
             </w:tc>
@@ -24763,12 +24612,12 @@
           <wp:inline distB="114300" distT="114300" distL="114300" distR="114300">
             <wp:extent cx="4265965" cy="3290888"/>
             <wp:effectExtent b="0" l="0" r="0" t="0"/>
-            <wp:docPr id="1" name="image1.png"/>
+            <wp:docPr id="1" name="image14.png"/>
             <a:graphic>
               <a:graphicData uri="http://schemas.openxmlformats.org/drawingml/2006/picture">
                 <pic:pic>
                   <pic:nvPicPr>
-                    <pic:cNvPr id="0" name="image1.png"/>
+                    <pic:cNvPr id="0" name="image14.png"/>
                     <pic:cNvPicPr preferRelativeResize="0"/>
                   </pic:nvPicPr>
                   <pic:blipFill>
@@ -24874,12 +24723,12 @@
             <wp:extent cx="3903420" cy="3059650"/>
             <wp:effectExtent b="0" l="0" r="0" t="0"/>
             <wp:wrapTopAndBottom distB="114300" distT="114300"/>
-            <wp:docPr id="7" name="image5.png"/>
+            <wp:docPr id="7" name="image9.png"/>
             <a:graphic>
               <a:graphicData uri="http://schemas.openxmlformats.org/drawingml/2006/picture">
                 <pic:pic>
                   <pic:nvPicPr>
-                    <pic:cNvPr id="0" name="image5.png"/>
+                    <pic:cNvPr id="0" name="image9.png"/>
                     <pic:cNvPicPr preferRelativeResize="0"/>
                   </pic:nvPicPr>
                   <pic:blipFill>
@@ -24981,12 +24830,12 @@
           <wp:inline distB="114300" distT="114300" distL="114300" distR="114300">
             <wp:extent cx="4130815" cy="3366325"/>
             <wp:effectExtent b="0" l="0" r="0" t="0"/>
-            <wp:docPr id="5" name="image13.png"/>
+            <wp:docPr id="5" name="image3.png"/>
             <a:graphic>
               <a:graphicData uri="http://schemas.openxmlformats.org/drawingml/2006/picture">
                 <pic:pic>
                   <pic:nvPicPr>
-                    <pic:cNvPr id="0" name="image13.png"/>
+                    <pic:cNvPr id="0" name="image3.png"/>
                     <pic:cNvPicPr preferRelativeResize="0"/>
                   </pic:nvPicPr>
                   <pic:blipFill>
@@ -25079,12 +24928,12 @@
           <wp:inline distB="114300" distT="114300" distL="114300" distR="114300">
             <wp:extent cx="4138877" cy="3297822"/>
             <wp:effectExtent b="0" l="0" r="0" t="0"/>
-            <wp:docPr id="6" name="image6.png"/>
+            <wp:docPr id="6" name="image4.png"/>
             <a:graphic>
               <a:graphicData uri="http://schemas.openxmlformats.org/drawingml/2006/picture">
                 <pic:pic>
                   <pic:nvPicPr>
-                    <pic:cNvPr id="0" name="image6.png"/>
+                    <pic:cNvPr id="0" name="image4.png"/>
                     <pic:cNvPicPr preferRelativeResize="0"/>
                   </pic:nvPicPr>
                   <pic:blipFill>
@@ -25192,12 +25041,12 @@
           <wp:inline distB="114300" distT="114300" distL="114300" distR="114300">
             <wp:extent cx="4139602" cy="3298889"/>
             <wp:effectExtent b="0" l="0" r="0" t="0"/>
-            <wp:docPr id="3" name="image10.png"/>
+            <wp:docPr id="3" name="image1.png"/>
             <a:graphic>
               <a:graphicData uri="http://schemas.openxmlformats.org/drawingml/2006/picture">
                 <pic:pic>
                   <pic:nvPicPr>
-                    <pic:cNvPr id="0" name="image10.png"/>
+                    <pic:cNvPr id="0" name="image1.png"/>
                     <pic:cNvPicPr preferRelativeResize="0"/>
                   </pic:nvPicPr>
                   <pic:blipFill>
@@ -25276,12 +25125,12 @@
           <wp:inline distB="114300" distT="114300" distL="114300" distR="114300">
             <wp:extent cx="4176829" cy="3269247"/>
             <wp:effectExtent b="0" l="0" r="0" t="0"/>
-            <wp:docPr id="2" name="image2.png"/>
+            <wp:docPr id="2" name="image8.png"/>
             <a:graphic>
               <a:graphicData uri="http://schemas.openxmlformats.org/drawingml/2006/picture">
                 <pic:pic>
                   <pic:nvPicPr>
-                    <pic:cNvPr id="0" name="image2.png"/>
+                    <pic:cNvPr id="0" name="image8.png"/>
                     <pic:cNvPicPr preferRelativeResize="0"/>
                   </pic:nvPicPr>
                   <pic:blipFill>
@@ -25388,12 +25237,12 @@
           <wp:inline distB="114300" distT="114300" distL="114300" distR="114300">
             <wp:extent cx="4255875" cy="3461575"/>
             <wp:effectExtent b="0" l="0" r="0" t="0"/>
-            <wp:docPr id="8" name="image4.png"/>
+            <wp:docPr id="8" name="image7.png"/>
             <a:graphic>
               <a:graphicData uri="http://schemas.openxmlformats.org/drawingml/2006/picture">
                 <pic:pic>
                   <pic:nvPicPr>
-                    <pic:cNvPr id="0" name="image4.png"/>
+                    <pic:cNvPr id="0" name="image7.png"/>
                     <pic:cNvPicPr preferRelativeResize="0"/>
                   </pic:nvPicPr>
                   <pic:blipFill>
@@ -25486,12 +25335,12 @@
           <wp:inline distB="114300" distT="114300" distL="114300" distR="114300">
             <wp:extent cx="4244604" cy="3393834"/>
             <wp:effectExtent b="0" l="0" r="0" t="0"/>
-            <wp:docPr id="10" name="image3.png"/>
+            <wp:docPr id="10" name="image6.png"/>
             <a:graphic>
               <a:graphicData uri="http://schemas.openxmlformats.org/drawingml/2006/picture">
                 <pic:pic>
                   <pic:nvPicPr>
-                    <pic:cNvPr id="0" name="image3.png"/>
+                    <pic:cNvPr id="0" name="image6.png"/>
                     <pic:cNvPicPr preferRelativeResize="0"/>
                   </pic:nvPicPr>
                   <pic:blipFill>
@@ -25629,12 +25478,12 @@
           <wp:inline distB="114300" distT="114300" distL="114300" distR="114300">
             <wp:extent cx="3810953" cy="3435354"/>
             <wp:effectExtent b="0" l="0" r="0" t="0"/>
-            <wp:docPr id="14" name="image12.png"/>
+            <wp:docPr id="14" name="image13.png"/>
             <a:graphic>
               <a:graphicData uri="http://schemas.openxmlformats.org/drawingml/2006/picture">
                 <pic:pic>
                   <pic:nvPicPr>
-                    <pic:cNvPr id="0" name="image12.png"/>
+                    <pic:cNvPr id="0" name="image13.png"/>
                     <pic:cNvPicPr preferRelativeResize="0"/>
                   </pic:nvPicPr>
                   <pic:blipFill>
@@ -25713,12 +25562,12 @@
           <wp:inline distB="114300" distT="114300" distL="114300" distR="114300">
             <wp:extent cx="3995206" cy="3287535"/>
             <wp:effectExtent b="0" l="0" r="0" t="0"/>
-            <wp:docPr id="4" name="image7.png"/>
+            <wp:docPr id="4" name="image10.png"/>
             <a:graphic>
               <a:graphicData uri="http://schemas.openxmlformats.org/drawingml/2006/picture">
                 <pic:pic>
                   <pic:nvPicPr>
-                    <pic:cNvPr id="0" name="image7.png"/>
+                    <pic:cNvPr id="0" name="image10.png"/>
                     <pic:cNvPicPr preferRelativeResize="0"/>
                   </pic:nvPicPr>
                   <pic:blipFill>
@@ -25811,12 +25660,12 @@
           <wp:inline distB="114300" distT="114300" distL="114300" distR="114300">
             <wp:extent cx="6126480" cy="3111500"/>
             <wp:effectExtent b="0" l="0" r="0" t="0"/>
-            <wp:docPr id="11" name="image15.png"/>
+            <wp:docPr id="11" name="image2.png"/>
             <a:graphic>
               <a:graphicData uri="http://schemas.openxmlformats.org/drawingml/2006/picture">
                 <pic:pic>
                   <pic:nvPicPr>
-                    <pic:cNvPr id="0" name="image15.png"/>
+                    <pic:cNvPr id="0" name="image2.png"/>
                     <pic:cNvPicPr preferRelativeResize="0"/>
                   </pic:nvPicPr>
                   <pic:blipFill>
@@ -25889,12 +25738,12 @@
           <wp:inline distB="114300" distT="114300" distL="114300" distR="114300">
             <wp:extent cx="4830128" cy="3252350"/>
             <wp:effectExtent b="0" l="0" r="0" t="0"/>
-            <wp:docPr id="13" name="image8.png"/>
+            <wp:docPr id="13" name="image15.png"/>
             <a:graphic>
               <a:graphicData uri="http://schemas.openxmlformats.org/drawingml/2006/picture">
                 <pic:pic>
                   <pic:nvPicPr>
-                    <pic:cNvPr id="0" name="image8.png"/>
+                    <pic:cNvPr id="0" name="image15.png"/>
                     <pic:cNvPicPr preferRelativeResize="0"/>
                   </pic:nvPicPr>
                   <pic:blipFill>
@@ -26106,8 +25955,8 @@
           <w:numId w:val="22"/>
         </w:numPr>
       </w:pPr>
-      <w:bookmarkStart w:colFirst="0" w:colLast="0" w:name="_heading=h.17kqepro68a8" w:id="95"/>
-      <w:bookmarkEnd w:id="95"/>
+      <w:bookmarkStart w:colFirst="0" w:colLast="0" w:name="_heading=h.17kqepro68a8" w:id="85"/>
+      <w:bookmarkEnd w:id="85"/>
       <w:r>
         <w:rPr>
           <w:rFonts w:ascii="Times New Roman" w:cs="Times New Roman" w:eastAsia="Times New Roman" w:hAnsi="Times New Roman"/>
@@ -26206,12 +26055,12 @@
           <wp:inline distB="114300" distT="114300" distL="114300" distR="114300">
             <wp:extent cx="6126480" cy="3835400"/>
             <wp:effectExtent b="0" l="0" r="0" t="0"/>
-            <wp:docPr id="15" name="image14.png"/>
+            <wp:docPr id="15" name="image12.png"/>
             <a:graphic>
               <a:graphicData uri="http://schemas.openxmlformats.org/drawingml/2006/picture">
                 <pic:pic>
                   <pic:nvPicPr>
-                    <pic:cNvPr id="0" name="image14.png"/>
+                    <pic:cNvPr id="0" name="image12.png"/>
                     <pic:cNvPicPr preferRelativeResize="0"/>
                   </pic:nvPicPr>
                   <pic:blipFill>
@@ -26763,12 +26612,12 @@
           <wp:inline distB="114300" distT="114300" distL="114300" distR="114300">
             <wp:extent cx="6126480" cy="4470400"/>
             <wp:effectExtent b="0" l="0" r="0" t="0"/>
-            <wp:docPr id="9" name="image9.png"/>
+            <wp:docPr id="9" name="image5.png"/>
             <a:graphic>
               <a:graphicData uri="http://schemas.openxmlformats.org/drawingml/2006/picture">
                 <pic:pic>
                   <pic:nvPicPr>
-                    <pic:cNvPr id="0" name="image9.png"/>
+                    <pic:cNvPr id="0" name="image5.png"/>
                     <pic:cNvPicPr preferRelativeResize="0"/>
                   </pic:nvPicPr>
                   <pic:blipFill>
@@ -27589,7 +27438,37 @@
         <w:vertAlign w:val="baseline"/>
         <w:rtl w:val="0"/>
       </w:rPr>
-      <w:t xml:space="preserve">Requirements Specification for &lt;Project&gt;</w:t>
+      <w:t xml:space="preserve">Requirements Specification for </w:t>
+    </w:r>
+    <w:r>
+      <w:rPr>
+        <w:b w:val="1"/>
+        <w:bCs w:val="1"/>
+        <w:i w:val="1"/>
+        <w:iCs w:val="1"/>
+        <w:sz w:val="20"/>
+        <w:szCs w:val="20"/>
+        <w:rtl w:val="0"/>
+      </w:rPr>
+      <w:t xml:space="preserve">Clovet</w:t>
+    </w:r>
+    <w:r>
+      <w:rPr>
+        <w:rFonts w:ascii="Times" w:cs="Times" w:eastAsia="Times" w:hAnsi="Times"/>
+        <w:b w:val="1"/>
+        <w:bCs w:val="1"/>
+        <w:i w:val="1"/>
+        <w:iCs w:val="1"/>
+        <w:smallCaps w:val="0"/>
+        <w:strike w:val="0"/>
+        <w:color w:val="000000"/>
+        <w:sz w:val="20"/>
+        <w:szCs w:val="20"/>
+        <w:u w:val="none"/>
+        <w:shd w:fill="auto" w:val="clear"/>
+        <w:vertAlign w:val="baseline"/>
+        <w:rtl w:val="0"/>
+      </w:rPr>
       <w:tab/>
       <w:tab/>
       <w:t xml:space="preserve">Page </w:t>
@@ -27719,7 +27598,37 @@
         <w:vertAlign w:val="baseline"/>
         <w:rtl w:val="0"/>
       </w:rPr>
-      <w:t xml:space="preserve">Requirements Specification for &lt;Project&gt;</w:t>
+      <w:t xml:space="preserve">Requirements Specification for </w:t>
+    </w:r>
+    <w:r>
+      <w:rPr>
+        <w:b w:val="1"/>
+        <w:bCs w:val="1"/>
+        <w:i w:val="1"/>
+        <w:iCs w:val="1"/>
+        <w:sz w:val="20"/>
+        <w:szCs w:val="20"/>
+        <w:rtl w:val="0"/>
+      </w:rPr>
+      <w:t xml:space="preserve">Clovet</w:t>
+    </w:r>
+    <w:r>
+      <w:rPr>
+        <w:rFonts w:ascii="Times" w:cs="Times" w:eastAsia="Times" w:hAnsi="Times"/>
+        <w:b w:val="1"/>
+        <w:bCs w:val="1"/>
+        <w:i w:val="1"/>
+        <w:iCs w:val="1"/>
+        <w:smallCaps w:val="0"/>
+        <w:strike w:val="0"/>
+        <w:color w:val="000000"/>
+        <w:sz w:val="20"/>
+        <w:szCs w:val="20"/>
+        <w:u w:val="none"/>
+        <w:shd w:fill="auto" w:val="clear"/>
+        <w:vertAlign w:val="baseline"/>
+        <w:rtl w:val="0"/>
+      </w:rPr>
       <w:tab/>
       <w:tab/>
       <w:t xml:space="preserve">Page </w:t>
@@ -33530,7 +33439,7 @@
 
 <file path=customXML/item1.xml><?xml version="1.0" encoding="utf-8"?>
 <go:gDocsCustomXmlDataStorage xmlns:go="http://customooxmlschemas.google.com/" xmlns:r="http://schemas.openxmlformats.org/officeDocument/2006/relationships" uri="GoogleDocsCustomDataVersion2">
-  <go:docsCustomData xmlns:go="http://customooxmlschemas.google.com/" roundtripDataSignature="AMtx7mgmnIL6jqw1LgqsOH46QktMCfT4qw==">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</go:docsCustomData>
+  <go:docsCustomData xmlns:go="http://customooxmlschemas.google.com/" roundtripDataSignature="AMtx7mj1W5QMbQ81EuE+L36pYr5rQVCyUA==">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</go:docsCustomData>
 </go:gDocsCustomXmlDataStorage>
 </file>
 

--- a/SRS/Kelompok 10 Clovet.docx
+++ b/SRS/Kelompok 10 Clovet.docx
@@ -414,7 +414,7 @@
     </w:p>
     <w:sdt>
       <w:sdtPr>
-        <w:id w:val="-705251348"/>
+        <w:id w:val="1479186802"/>
         <w:docPartObj>
           <w:docPartGallery w:val="Table of Contents"/>
           <w:docPartUnique w:val="1"/>
@@ -7134,7 +7134,7 @@
     <w:sdt>
       <w:sdtPr>
         <w:lock w:val="contentLocked"/>
-        <w:id w:val="215602205"/>
+        <w:id w:val="-1700722635"/>
         <w:tag w:val="goog_rdk_0"/>
       </w:sdtPr>
       <w:sdtContent>
@@ -13759,7 +13759,7 @@
           <w:szCs w:val="22"/>
           <w:rtl w:val="0"/>
         </w:rPr>
-        <w:t xml:space="preserve">NLP Framework (e.g., Hugging Face):</w:t>
+        <w:t xml:space="preserve">NLP Framework:</w:t>
       </w:r>
       <w:r>
         <w:rPr>
@@ -15670,7 +15670,7 @@
           <w:rFonts w:ascii="Times New Roman" w:cs="Times New Roman" w:eastAsia="Times New Roman" w:hAnsi="Times New Roman"/>
           <w:rtl w:val="0"/>
         </w:rPr>
-        <w:t xml:space="preserve">Pengelolaan Katalog Toko (Pricing Dua Arah &amp; Smart Bypass Verifikasi)</w:t>
+        <w:t xml:space="preserve">Pengelolaan Katalog Toko (Pricing Dua Arah)</w:t>
       </w:r>
     </w:p>
     <w:p>
@@ -15736,7 +15736,7 @@
           <w:szCs w:val="22"/>
           <w:rtl w:val="0"/>
         </w:rPr>
-        <w:t xml:space="preserve"> yang dilengkapi asisten pintar bertenaga AI (NLP) untuk menganalisis deskripsi teks, sistem kalkulasi harga diskon dua arah yang interaktif, serta validasi bypass verifikasi fisik saat edit produk.</w:t>
+        <w:t xml:space="preserve"> yang dilengkapi asisten pintar bertenaga AI (NLP) untuk menganalisis deskripsi teks, sistem kalkulasi harga diskon dua arah yang interaktif.</w:t>
       </w:r>
     </w:p>
     <w:p>
@@ -16198,282 +16198,6 @@
         </w:rPr>
         <w:t xml:space="preserve">) relatif terhadap harga asli yang telah diisi sebelumnya.</w:t>
       </w:r>
-    </w:p>
-    <w:p>
-      <w:pPr>
-        <w:numPr>
-          <w:ilvl w:val="0"/>
-          <w:numId w:val="18"/>
-        </w:numPr>
-        <w:ind w:left="992.1259842519685" w:hanging="360"/>
-        <w:rPr>
-          <w:rFonts w:ascii="Times New Roman" w:cs="Times New Roman" w:eastAsia="Times New Roman" w:hAnsi="Times New Roman"/>
-          <w:sz w:val="22"/>
-          <w:szCs w:val="22"/>
-        </w:rPr>
-      </w:pPr>
-      <w:r>
-        <w:rPr>
-          <w:rFonts w:ascii="Times New Roman" w:cs="Times New Roman" w:eastAsia="Times New Roman" w:hAnsi="Times New Roman"/>
-          <w:b w:val="1"/>
-          <w:bCs w:val="1"/>
-          <w:sz w:val="22"/>
-          <w:szCs w:val="22"/>
-          <w:rtl w:val="0"/>
-        </w:rPr>
-        <w:t xml:space="preserve">Stimulus:</w:t>
-      </w:r>
-      <w:r>
-        <w:rPr>
-          <w:rFonts w:ascii="Times New Roman" w:cs="Times New Roman" w:eastAsia="Times New Roman" w:hAnsi="Times New Roman"/>
-          <w:sz w:val="22"/>
-          <w:szCs w:val="22"/>
-          <w:rtl w:val="0"/>
-        </w:rPr>
-        <w:t xml:space="preserve"> </w:t>
-      </w:r>
-      <w:r>
-        <w:rPr>
-          <w:rFonts w:ascii="Times New Roman" w:cs="Times New Roman" w:eastAsia="Times New Roman" w:hAnsi="Times New Roman"/>
-          <w:i w:val="1"/>
-          <w:iCs w:val="1"/>
-          <w:sz w:val="22"/>
-          <w:szCs w:val="22"/>
-          <w:rtl w:val="0"/>
-        </w:rPr>
-        <w:t xml:space="preserve">Seller</w:t>
-      </w:r>
-      <w:r>
-        <w:rPr>
-          <w:rFonts w:ascii="Times New Roman" w:cs="Times New Roman" w:eastAsia="Times New Roman" w:hAnsi="Times New Roman"/>
-          <w:sz w:val="22"/>
-          <w:szCs w:val="22"/>
-          <w:rtl w:val="0"/>
-        </w:rPr>
-        <w:t xml:space="preserve"> mengklik tombol edit produk untuk mengubah deskripsi produk, harga, ataupun melakukan penyesuaian stok tanpa menambahkan unit stok baru (</w:t>
-      </w:r>
-      <w:r>
-        <w:rPr>
-          <w:rFonts w:ascii="Times New Roman" w:cs="Times New Roman" w:eastAsia="Times New Roman" w:hAnsi="Times New Roman"/>
-          <w:i w:val="1"/>
-          <w:iCs w:val="1"/>
-          <w:sz w:val="22"/>
-          <w:szCs w:val="22"/>
-          <w:rtl w:val="0"/>
-        </w:rPr>
-        <w:t xml:space="preserve">stok baru &lt;= stok lama</w:t>
-      </w:r>
-      <w:r>
-        <w:rPr>
-          <w:rFonts w:ascii="Times New Roman" w:cs="Times New Roman" w:eastAsia="Times New Roman" w:hAnsi="Times New Roman"/>
-          <w:sz w:val="22"/>
-          <w:szCs w:val="22"/>
-          <w:rtl w:val="0"/>
-        </w:rPr>
-        <w:t xml:space="preserve">).</w:t>
-      </w:r>
-    </w:p>
-    <w:p>
-      <w:pPr>
-        <w:numPr>
-          <w:ilvl w:val="0"/>
-          <w:numId w:val="18"/>
-        </w:numPr>
-        <w:ind w:left="992.1259842519685" w:hanging="360"/>
-        <w:rPr>
-          <w:rFonts w:ascii="Times New Roman" w:cs="Times New Roman" w:eastAsia="Times New Roman" w:hAnsi="Times New Roman"/>
-          <w:sz w:val="22"/>
-          <w:szCs w:val="22"/>
-        </w:rPr>
-      </w:pPr>
-      <w:r>
-        <w:rPr>
-          <w:rFonts w:ascii="Times New Roman" w:cs="Times New Roman" w:eastAsia="Times New Roman" w:hAnsi="Times New Roman"/>
-          <w:b w:val="1"/>
-          <w:bCs w:val="1"/>
-          <w:sz w:val="22"/>
-          <w:szCs w:val="22"/>
-          <w:rtl w:val="0"/>
-        </w:rPr>
-        <w:t xml:space="preserve">Response:</w:t>
-      </w:r>
-      <w:r>
-        <w:rPr>
-          <w:rFonts w:ascii="Times New Roman" w:cs="Times New Roman" w:eastAsia="Times New Roman" w:hAnsi="Times New Roman"/>
-          <w:sz w:val="22"/>
-          <w:szCs w:val="22"/>
-          <w:rtl w:val="0"/>
-        </w:rPr>
-        <w:t xml:space="preserve"> Sistem di backend memproses pembaruan data secara langsung dengan </w:t>
-      </w:r>
-      <w:r>
-        <w:rPr>
-          <w:rFonts w:ascii="Times New Roman" w:cs="Times New Roman" w:eastAsia="Times New Roman" w:hAnsi="Times New Roman"/>
-          <w:b w:val="1"/>
-          <w:bCs w:val="1"/>
-          <w:sz w:val="22"/>
-          <w:szCs w:val="22"/>
-          <w:rtl w:val="0"/>
-        </w:rPr>
-        <w:t xml:space="preserve">mempertahankan status saat ini (misal: VERIFIED)</w:t>
-      </w:r>
-      <w:r>
-        <w:rPr>
-          <w:rFonts w:ascii="Times New Roman" w:cs="Times New Roman" w:eastAsia="Times New Roman" w:hAnsi="Times New Roman"/>
-          <w:sz w:val="22"/>
-          <w:szCs w:val="22"/>
-          <w:rtl w:val="0"/>
-        </w:rPr>
-        <w:t xml:space="preserve"> tanpa menurunkan status kembali ke </w:t>
-      </w:r>
-      <w:r>
-        <w:rPr>
-          <w:rFonts w:ascii="Times New Roman" w:cs="Times New Roman" w:eastAsia="Times New Roman" w:hAnsi="Times New Roman"/>
-          <w:i w:val="1"/>
-          <w:iCs w:val="1"/>
-          <w:sz w:val="22"/>
-          <w:szCs w:val="22"/>
-          <w:rtl w:val="0"/>
-        </w:rPr>
-        <w:t xml:space="preserve">PENDING</w:t>
-      </w:r>
-      <w:r>
-        <w:rPr>
-          <w:rFonts w:ascii="Times New Roman" w:cs="Times New Roman" w:eastAsia="Times New Roman" w:hAnsi="Times New Roman"/>
-          <w:sz w:val="22"/>
-          <w:szCs w:val="22"/>
-          <w:rtl w:val="0"/>
-        </w:rPr>
-        <w:t xml:space="preserve">.</w:t>
-      </w:r>
-    </w:p>
-    <w:p>
-      <w:pPr>
-        <w:numPr>
-          <w:ilvl w:val="0"/>
-          <w:numId w:val="18"/>
-        </w:numPr>
-        <w:ind w:left="992.1259842519685" w:hanging="360"/>
-        <w:rPr>
-          <w:rFonts w:ascii="Times New Roman" w:cs="Times New Roman" w:eastAsia="Times New Roman" w:hAnsi="Times New Roman"/>
-          <w:sz w:val="22"/>
-          <w:szCs w:val="22"/>
-        </w:rPr>
-      </w:pPr>
-      <w:r>
-        <w:rPr>
-          <w:rFonts w:ascii="Times New Roman" w:cs="Times New Roman" w:eastAsia="Times New Roman" w:hAnsi="Times New Roman"/>
-          <w:b w:val="1"/>
-          <w:bCs w:val="1"/>
-          <w:sz w:val="22"/>
-          <w:szCs w:val="22"/>
-          <w:rtl w:val="0"/>
-        </w:rPr>
-        <w:t xml:space="preserve">Stimulus:</w:t>
-      </w:r>
-      <w:r>
-        <w:rPr>
-          <w:rFonts w:ascii="Times New Roman" w:cs="Times New Roman" w:eastAsia="Times New Roman" w:hAnsi="Times New Roman"/>
-          <w:sz w:val="22"/>
-          <w:szCs w:val="22"/>
-          <w:rtl w:val="0"/>
-        </w:rPr>
-        <w:t xml:space="preserve"> </w:t>
-      </w:r>
-      <w:r>
-        <w:rPr>
-          <w:rFonts w:ascii="Times New Roman" w:cs="Times New Roman" w:eastAsia="Times New Roman" w:hAnsi="Times New Roman"/>
-          <w:i w:val="1"/>
-          <w:iCs w:val="1"/>
-          <w:sz w:val="22"/>
-          <w:szCs w:val="22"/>
-          <w:rtl w:val="0"/>
-        </w:rPr>
-        <w:t xml:space="preserve">Seller</w:t>
-      </w:r>
-      <w:r>
-        <w:rPr>
-          <w:rFonts w:ascii="Times New Roman" w:cs="Times New Roman" w:eastAsia="Times New Roman" w:hAnsi="Times New Roman"/>
-          <w:sz w:val="22"/>
-          <w:szCs w:val="22"/>
-          <w:rtl w:val="0"/>
-        </w:rPr>
-        <w:t xml:space="preserve"> mengedit produk dan menambahkan stok ukuran tertentu melebihi nilai sebelumnya (</w:t>
-      </w:r>
-      <w:r>
-        <w:rPr>
-          <w:rFonts w:ascii="Times New Roman" w:cs="Times New Roman" w:eastAsia="Times New Roman" w:hAnsi="Times New Roman"/>
-          <w:i w:val="1"/>
-          <w:iCs w:val="1"/>
-          <w:sz w:val="22"/>
-          <w:szCs w:val="22"/>
-          <w:rtl w:val="0"/>
-        </w:rPr>
-        <w:t xml:space="preserve">stok baru &gt; stok lama</w:t>
-      </w:r>
-      <w:r>
-        <w:rPr>
-          <w:rFonts w:ascii="Times New Roman" w:cs="Times New Roman" w:eastAsia="Times New Roman" w:hAnsi="Times New Roman"/>
-          <w:sz w:val="22"/>
-          <w:szCs w:val="22"/>
-          <w:rtl w:val="0"/>
-        </w:rPr>
-        <w:t xml:space="preserve">).</w:t>
-      </w:r>
-    </w:p>
-    <w:p>
-      <w:pPr>
-        <w:numPr>
-          <w:ilvl w:val="0"/>
-          <w:numId w:val="18"/>
-        </w:numPr>
-        <w:ind w:left="992.1259842519685" w:hanging="360"/>
-        <w:rPr>
-          <w:rFonts w:ascii="Times New Roman" w:cs="Times New Roman" w:eastAsia="Times New Roman" w:hAnsi="Times New Roman"/>
-          <w:sz w:val="22"/>
-          <w:szCs w:val="22"/>
-        </w:rPr>
-      </w:pPr>
-      <w:r>
-        <w:rPr>
-          <w:rFonts w:ascii="Times New Roman" w:cs="Times New Roman" w:eastAsia="Times New Roman" w:hAnsi="Times New Roman"/>
-          <w:b w:val="1"/>
-          <w:bCs w:val="1"/>
-          <w:sz w:val="22"/>
-          <w:szCs w:val="22"/>
-          <w:rtl w:val="0"/>
-        </w:rPr>
-        <w:t xml:space="preserve">Response:</w:t>
-      </w:r>
-      <w:r>
-        <w:rPr>
-          <w:rFonts w:ascii="Times New Roman" w:cs="Times New Roman" w:eastAsia="Times New Roman" w:hAnsi="Times New Roman"/>
-          <w:sz w:val="22"/>
-          <w:szCs w:val="22"/>
-          <w:rtl w:val="0"/>
-        </w:rPr>
-        <w:t xml:space="preserve"> Backend mendeteksi adanya peningkatan persediaan barang fisik dan secara otomatis menurunkan status produk kembali ke </w:t>
-      </w:r>
-      <w:r>
-        <w:rPr>
-          <w:rFonts w:ascii="Times New Roman" w:cs="Times New Roman" w:eastAsia="Times New Roman" w:hAnsi="Times New Roman"/>
-          <w:b w:val="1"/>
-          <w:bCs w:val="1"/>
-          <w:sz w:val="22"/>
-          <w:szCs w:val="22"/>
-          <w:rtl w:val="0"/>
-        </w:rPr>
-        <w:t xml:space="preserve">PENDING</w:t>
-      </w:r>
-      <w:r>
-        <w:rPr>
-          <w:rFonts w:ascii="Times New Roman" w:cs="Times New Roman" w:eastAsia="Times New Roman" w:hAnsi="Times New Roman"/>
-          <w:sz w:val="22"/>
-          <w:szCs w:val="22"/>
-          <w:rtl w:val="0"/>
-        </w:rPr>
-        <w:t xml:space="preserve"> agar melalui proses uji fisik di pusat kurasi kembali.</w:t>
-      </w:r>
       <w:r>
         <w:rPr>
           <w:rtl w:val="0"/>
@@ -16679,178 +16403,6 @@
           <w:rtl w:val="0"/>
         </w:rPr>
         <w:t xml:space="preserve">.</w:t>
-      </w:r>
-    </w:p>
-    <w:p>
-      <w:pPr>
-        <w:numPr>
-          <w:ilvl w:val="0"/>
-          <w:numId w:val="36"/>
-        </w:numPr>
-        <w:ind w:left="992.1259842519685" w:hanging="360"/>
-        <w:rPr>
-          <w:rFonts w:ascii="Times New Roman" w:cs="Times New Roman" w:eastAsia="Times New Roman" w:hAnsi="Times New Roman"/>
-          <w:sz w:val="22"/>
-          <w:szCs w:val="22"/>
-        </w:rPr>
-      </w:pPr>
-      <w:bookmarkStart w:colFirst="0" w:colLast="0" w:name="_heading=h.mgx8xmuhj4dh" w:id="65"/>
-      <w:bookmarkEnd w:id="65"/>
-      <w:r>
-        <w:rPr>
-          <w:rFonts w:ascii="Times New Roman" w:cs="Times New Roman" w:eastAsia="Times New Roman" w:hAnsi="Times New Roman"/>
-          <w:b w:val="1"/>
-          <w:bCs w:val="1"/>
-          <w:sz w:val="22"/>
-          <w:szCs w:val="22"/>
-          <w:rtl w:val="0"/>
-        </w:rPr>
-        <w:t xml:space="preserve">REQ-F3-3 (Smart Verifier Bypass):</w:t>
-      </w:r>
-      <w:r>
-        <w:rPr>
-          <w:rFonts w:ascii="Times New Roman" w:cs="Times New Roman" w:eastAsia="Times New Roman" w:hAnsi="Times New Roman"/>
-          <w:sz w:val="22"/>
-          <w:szCs w:val="22"/>
-          <w:rtl w:val="0"/>
-        </w:rPr>
-        <w:t xml:space="preserve"> Saat pembaruan produk dilakukan, backend wajib memeriksa objek perbedaan (</w:t>
-      </w:r>
-      <w:r>
-        <w:rPr>
-          <w:rFonts w:ascii="Times New Roman" w:cs="Times New Roman" w:eastAsia="Times New Roman" w:hAnsi="Times New Roman"/>
-          <w:i w:val="1"/>
-          <w:iCs w:val="1"/>
-          <w:sz w:val="22"/>
-          <w:szCs w:val="22"/>
-          <w:rtl w:val="0"/>
-        </w:rPr>
-        <w:t xml:space="preserve">diff</w:t>
-      </w:r>
-      <w:r>
-        <w:rPr>
-          <w:rFonts w:ascii="Times New Roman" w:cs="Times New Roman" w:eastAsia="Times New Roman" w:hAnsi="Times New Roman"/>
-          <w:sz w:val="22"/>
-          <w:szCs w:val="22"/>
-          <w:rtl w:val="0"/>
-        </w:rPr>
-        <w:t xml:space="preserve">) persediaan stok per ukuran. Jika </w:t>
-      </w:r>
-      <w:r>
-        <w:rPr>
-          <w:rFonts w:ascii="Times New Roman" w:cs="Times New Roman" w:eastAsia="Times New Roman" w:hAnsi="Times New Roman"/>
-          <w:i w:val="1"/>
-          <w:iCs w:val="1"/>
-          <w:sz w:val="22"/>
-          <w:szCs w:val="22"/>
-          <w:rtl w:val="0"/>
-        </w:rPr>
-        <w:t xml:space="preserve">tidak ada</w:t>
-      </w:r>
-      <w:r>
-        <w:rPr>
-          <w:rFonts w:ascii="Times New Roman" w:cs="Times New Roman" w:eastAsia="Times New Roman" w:hAnsi="Times New Roman"/>
-          <w:sz w:val="22"/>
-          <w:szCs w:val="22"/>
-          <w:rtl w:val="0"/>
-        </w:rPr>
-        <w:t xml:space="preserve"> ukuran yang mengalami peningkatan kuantitas stok (</w:t>
-      </w:r>
-      <w:r>
-        <w:rPr>
-          <w:rFonts w:ascii="Times New Roman" w:cs="Times New Roman" w:eastAsia="Times New Roman" w:hAnsi="Times New Roman"/>
-          <w:i w:val="1"/>
-          <w:iCs w:val="1"/>
-          <w:sz w:val="22"/>
-          <w:szCs w:val="22"/>
-          <w:rtl w:val="0"/>
-        </w:rPr>
-        <w:t xml:space="preserve">No Stock Added</w:t>
-      </w:r>
-      <w:r>
-        <w:rPr>
-          <w:rFonts w:ascii="Times New Roman" w:cs="Times New Roman" w:eastAsia="Times New Roman" w:hAnsi="Times New Roman"/>
-          <w:sz w:val="22"/>
-          <w:szCs w:val="22"/>
-          <w:rtl w:val="0"/>
-        </w:rPr>
-        <w:t xml:space="preserve">), status verifikasi produk dilarang diubah ke </w:t>
-      </w:r>
-      <w:r>
-        <w:rPr>
-          <w:rFonts w:ascii="Times New Roman" w:cs="Times New Roman" w:eastAsia="Times New Roman" w:hAnsi="Times New Roman"/>
-          <w:i w:val="1"/>
-          <w:iCs w:val="1"/>
-          <w:sz w:val="22"/>
-          <w:szCs w:val="22"/>
-          <w:rtl w:val="0"/>
-        </w:rPr>
-        <w:t xml:space="preserve">PENDING</w:t>
-      </w:r>
-      <w:r>
-        <w:rPr>
-          <w:rFonts w:ascii="Times New Roman" w:cs="Times New Roman" w:eastAsia="Times New Roman" w:hAnsi="Times New Roman"/>
-          <w:sz w:val="22"/>
-          <w:szCs w:val="22"/>
-          <w:rtl w:val="0"/>
-        </w:rPr>
-        <w:t xml:space="preserve">.</w:t>
-      </w:r>
-    </w:p>
-    <w:p>
-      <w:pPr>
-        <w:numPr>
-          <w:ilvl w:val="0"/>
-          <w:numId w:val="36"/>
-        </w:numPr>
-        <w:ind w:left="992.1259842519685" w:hanging="360"/>
-        <w:rPr>
-          <w:rFonts w:ascii="Times New Roman" w:cs="Times New Roman" w:eastAsia="Times New Roman" w:hAnsi="Times New Roman"/>
-          <w:sz w:val="22"/>
-          <w:szCs w:val="22"/>
-        </w:rPr>
-      </w:pPr>
-      <w:bookmarkStart w:colFirst="0" w:colLast="0" w:name="_heading=h.mgx8xmuhj4dh" w:id="65"/>
-      <w:bookmarkEnd w:id="65"/>
-      <w:r>
-        <w:rPr>
-          <w:rFonts w:ascii="Times New Roman" w:cs="Times New Roman" w:eastAsia="Times New Roman" w:hAnsi="Times New Roman"/>
-          <w:b w:val="1"/>
-          <w:bCs w:val="1"/>
-          <w:sz w:val="22"/>
-          <w:szCs w:val="22"/>
-          <w:rtl w:val="0"/>
-        </w:rPr>
-        <w:t xml:space="preserve">REQ-F3-4:</w:t>
-      </w:r>
-      <w:r>
-        <w:rPr>
-          <w:rFonts w:ascii="Times New Roman" w:cs="Times New Roman" w:eastAsia="Times New Roman" w:hAnsi="Times New Roman"/>
-          <w:sz w:val="22"/>
-          <w:szCs w:val="22"/>
-          <w:rtl w:val="0"/>
-        </w:rPr>
-        <w:t xml:space="preserve"> Status barang yang baru diunggah kali pertama otomatis diatur ke keadaan </w:t>
-      </w:r>
-      <w:r>
-        <w:rPr>
-          <w:rFonts w:ascii="Times New Roman" w:cs="Times New Roman" w:eastAsia="Times New Roman" w:hAnsi="Times New Roman"/>
-          <w:i w:val="1"/>
-          <w:iCs w:val="1"/>
-          <w:sz w:val="22"/>
-          <w:szCs w:val="22"/>
-          <w:rtl w:val="0"/>
-        </w:rPr>
-        <w:t xml:space="preserve">PENDING</w:t>
-      </w:r>
-      <w:r>
-        <w:rPr>
-          <w:rFonts w:ascii="Times New Roman" w:cs="Times New Roman" w:eastAsia="Times New Roman" w:hAnsi="Times New Roman"/>
-          <w:sz w:val="22"/>
-          <w:szCs w:val="22"/>
-          <w:rtl w:val="0"/>
-        </w:rPr>
-        <w:t xml:space="preserve"> (menunggu pengiriman fisik ke balai kurasi).</w:t>
       </w:r>
       <w:r>
         <w:rPr>
@@ -20565,7 +20117,7 @@
       </w:r>
       <w:sdt>
         <w:sdtPr>
-          <w:id w:val="-539412889"/>
+          <w:id w:val="1456947981"/>
           <w:tag w:val="goog_rdk_1"/>
         </w:sdtPr>
         <w:sdtContent>
@@ -20591,7 +20143,7 @@
       </w:r>
       <w:sdt>
         <w:sdtPr>
-          <w:id w:val="-30735995"/>
+          <w:id w:val="-899838479"/>
           <w:tag w:val="goog_rdk_2"/>
         </w:sdtPr>
         <w:sdtContent>
@@ -20617,7 +20169,7 @@
       </w:r>
       <w:sdt>
         <w:sdtPr>
-          <w:id w:val="444123312"/>
+          <w:id w:val="-1607373856"/>
           <w:tag w:val="goog_rdk_3"/>
         </w:sdtPr>
         <w:sdtContent>
@@ -20643,7 +20195,7 @@
       </w:r>
       <w:sdt>
         <w:sdtPr>
-          <w:id w:val="-964307197"/>
+          <w:id w:val="15548861"/>
           <w:tag w:val="goog_rdk_4"/>
         </w:sdtPr>
         <w:sdtContent>
@@ -20669,7 +20221,7 @@
       </w:r>
       <w:sdt>
         <w:sdtPr>
-          <w:id w:val="-757065047"/>
+          <w:id w:val="1036918623"/>
           <w:tag w:val="goog_rdk_5"/>
         </w:sdtPr>
         <w:sdtContent>
@@ -20695,7 +20247,7 @@
       </w:r>
       <w:sdt>
         <w:sdtPr>
-          <w:id w:val="-1917258064"/>
+          <w:id w:val="1133740141"/>
           <w:tag w:val="goog_rdk_6"/>
         </w:sdtPr>
         <w:sdtContent>
@@ -20721,7 +20273,7 @@
       </w:r>
       <w:sdt>
         <w:sdtPr>
-          <w:id w:val="731062275"/>
+          <w:id w:val="-1731308305"/>
           <w:tag w:val="goog_rdk_7"/>
         </w:sdtPr>
         <w:sdtContent>
@@ -21475,6 +21027,40 @@
         <w:jc w:val="left"/>
         <w:rPr>
           <w:rFonts w:ascii="Times New Roman" w:cs="Times New Roman" w:eastAsia="Times New Roman" w:hAnsi="Times New Roman"/>
+          <w:b w:val="1"/>
+          <w:bCs w:val="1"/>
+          <w:sz w:val="36"/>
+          <w:szCs w:val="36"/>
+        </w:rPr>
+      </w:pPr>
+      <w:r>
+        <w:br w:type="page"/>
+      </w:r>
+      <w:r>
+        <w:rPr>
+          <w:rtl w:val="0"/>
+        </w:rPr>
+      </w:r>
+    </w:p>
+    <w:p>
+      <w:pPr>
+        <w:keepNext w:val="1"/>
+        <w:keepLines w:val="1"/>
+        <w:pageBreakBefore w:val="0"/>
+        <w:widowControl w:val="1"/>
+        <w:pBdr>
+          <w:top w:space="0" w:sz="0" w:val="nil"/>
+          <w:left w:space="0" w:sz="0" w:val="nil"/>
+          <w:bottom w:space="0" w:sz="0" w:val="nil"/>
+          <w:right w:space="0" w:sz="0" w:val="nil"/>
+          <w:between w:space="0" w:sz="0" w:val="nil"/>
+        </w:pBdr>
+        <w:shd w:fill="auto" w:val="clear"/>
+        <w:spacing w:after="240" w:before="120" w:line="240" w:lineRule="auto"/>
+        <w:ind w:left="0" w:right="0" w:firstLine="0"/>
+        <w:jc w:val="left"/>
+        <w:rPr>
+          <w:rFonts w:ascii="Times New Roman" w:cs="Times New Roman" w:eastAsia="Times New Roman" w:hAnsi="Times New Roman"/>
         </w:rPr>
       </w:pPr>
       <w:r>
@@ -21535,12 +21121,12 @@
             <wp:extent cx="4315778" cy="3612232"/>
             <wp:effectExtent b="0" l="0" r="0" t="0"/>
             <wp:wrapTopAndBottom distB="114300" distT="114300"/>
-            <wp:docPr id="12" name="image11.png"/>
+            <wp:docPr id="12" name="image9.png"/>
             <a:graphic>
               <a:graphicData uri="http://schemas.openxmlformats.org/drawingml/2006/picture">
                 <pic:pic>
                   <pic:nvPicPr>
-                    <pic:cNvPr id="0" name="image11.png"/>
+                    <pic:cNvPr id="0" name="image9.png"/>
                     <pic:cNvPicPr preferRelativeResize="0"/>
                   </pic:nvPicPr>
                   <pic:blipFill>
@@ -21637,7 +21223,7 @@
     <w:sdt>
       <w:sdtPr>
         <w:lock w:val="contentLocked"/>
-        <w:id w:val="1559863665"/>
+        <w:id w:val="-201749322"/>
         <w:tag w:val="goog_rdk_8"/>
       </w:sdtPr>
       <w:sdtContent>
@@ -22035,6 +21621,9 @@
         </w:rPr>
       </w:pPr>
       <w:r>
+        <w:br w:type="page"/>
+      </w:r>
+      <w:r>
         <w:rPr>
           <w:rtl w:val="0"/>
         </w:rPr>
@@ -22062,7 +21651,7 @@
     <w:sdt>
       <w:sdtPr>
         <w:lock w:val="contentLocked"/>
-        <w:id w:val="-1577096382"/>
+        <w:id w:val="-1749694835"/>
         <w:tag w:val="goog_rdk_9"/>
       </w:sdtPr>
       <w:sdtContent>
@@ -22461,21 +22050,6 @@
       </w:pPr>
       <w:r>
         <w:rPr>
-          <w:rtl w:val="0"/>
-        </w:rPr>
-      </w:r>
-    </w:p>
-    <w:p>
-      <w:pPr>
-        <w:spacing w:line="276" w:lineRule="auto"/>
-        <w:rPr>
-          <w:rFonts w:ascii="Times New Roman" w:cs="Times New Roman" w:eastAsia="Times New Roman" w:hAnsi="Times New Roman"/>
-          <w:sz w:val="22"/>
-          <w:szCs w:val="22"/>
-        </w:rPr>
-      </w:pPr>
-      <w:r>
-        <w:rPr>
           <w:rFonts w:ascii="Times New Roman" w:cs="Times New Roman" w:eastAsia="Times New Roman" w:hAnsi="Times New Roman"/>
           <w:sz w:val="22"/>
           <w:szCs w:val="22"/>
@@ -22487,7 +22061,7 @@
     <w:sdt>
       <w:sdtPr>
         <w:lock w:val="contentLocked"/>
-        <w:id w:val="-1026434488"/>
+        <w:id w:val="-415155932"/>
         <w:tag w:val="goog_rdk_10"/>
       </w:sdtPr>
       <w:sdtContent>
@@ -22886,36 +22460,6 @@
       </w:pPr>
       <w:r>
         <w:rPr>
-          <w:rtl w:val="0"/>
-        </w:rPr>
-      </w:r>
-    </w:p>
-    <w:p>
-      <w:pPr>
-        <w:spacing w:line="276" w:lineRule="auto"/>
-        <w:rPr>
-          <w:rFonts w:ascii="Times New Roman" w:cs="Times New Roman" w:eastAsia="Times New Roman" w:hAnsi="Times New Roman"/>
-          <w:sz w:val="22"/>
-          <w:szCs w:val="22"/>
-        </w:rPr>
-      </w:pPr>
-      <w:r>
-        <w:rPr>
-          <w:rtl w:val="0"/>
-        </w:rPr>
-      </w:r>
-    </w:p>
-    <w:p>
-      <w:pPr>
-        <w:spacing w:line="276" w:lineRule="auto"/>
-        <w:rPr>
-          <w:rFonts w:ascii="Times New Roman" w:cs="Times New Roman" w:eastAsia="Times New Roman" w:hAnsi="Times New Roman"/>
-          <w:sz w:val="22"/>
-          <w:szCs w:val="22"/>
-        </w:rPr>
-      </w:pPr>
-      <w:r>
-        <w:rPr>
           <w:rFonts w:ascii="Times New Roman" w:cs="Times New Roman" w:eastAsia="Times New Roman" w:hAnsi="Times New Roman"/>
           <w:sz w:val="22"/>
           <w:szCs w:val="22"/>
@@ -22927,7 +22471,7 @@
     <w:sdt>
       <w:sdtPr>
         <w:lock w:val="contentLocked"/>
-        <w:id w:val="1510046756"/>
+        <w:id w:val="19688552"/>
         <w:tag w:val="goog_rdk_11"/>
       </w:sdtPr>
       <w:sdtContent>
@@ -23311,21 +22855,6 @@
       </w:pPr>
       <w:r>
         <w:rPr>
-          <w:rtl w:val="0"/>
-        </w:rPr>
-      </w:r>
-    </w:p>
-    <w:p>
-      <w:pPr>
-        <w:spacing w:line="276" w:lineRule="auto"/>
-        <w:rPr>
-          <w:rFonts w:ascii="Times New Roman" w:cs="Times New Roman" w:eastAsia="Times New Roman" w:hAnsi="Times New Roman"/>
-          <w:sz w:val="22"/>
-          <w:szCs w:val="22"/>
-        </w:rPr>
-      </w:pPr>
-      <w:r>
-        <w:rPr>
           <w:rFonts w:ascii="Times New Roman" w:cs="Times New Roman" w:eastAsia="Times New Roman" w:hAnsi="Times New Roman"/>
           <w:sz w:val="22"/>
           <w:szCs w:val="22"/>
@@ -23337,7 +22866,7 @@
     <w:sdt>
       <w:sdtPr>
         <w:lock w:val="contentLocked"/>
-        <w:id w:val="1601154438"/>
+        <w:id w:val="-1012229035"/>
         <w:tag w:val="goog_rdk_12"/>
       </w:sdtPr>
       <w:sdtContent>
@@ -23736,21 +23265,6 @@
       </w:pPr>
       <w:r>
         <w:rPr>
-          <w:rtl w:val="0"/>
-        </w:rPr>
-      </w:r>
-    </w:p>
-    <w:p>
-      <w:pPr>
-        <w:spacing w:line="276" w:lineRule="auto"/>
-        <w:rPr>
-          <w:rFonts w:ascii="Times New Roman" w:cs="Times New Roman" w:eastAsia="Times New Roman" w:hAnsi="Times New Roman"/>
-          <w:sz w:val="22"/>
-          <w:szCs w:val="22"/>
-        </w:rPr>
-      </w:pPr>
-      <w:r>
-        <w:rPr>
           <w:rFonts w:ascii="Times New Roman" w:cs="Times New Roman" w:eastAsia="Times New Roman" w:hAnsi="Times New Roman"/>
           <w:sz w:val="22"/>
           <w:szCs w:val="22"/>
@@ -23762,7 +23276,7 @@
     <w:sdt>
       <w:sdtPr>
         <w:lock w:val="contentLocked"/>
-        <w:id w:val="481062674"/>
+        <w:id w:val="663387318"/>
         <w:tag w:val="goog_rdk_13"/>
       </w:sdtPr>
       <w:sdtContent>
@@ -24161,21 +23675,6 @@
       </w:pPr>
       <w:r>
         <w:rPr>
-          <w:rtl w:val="0"/>
-        </w:rPr>
-      </w:r>
-    </w:p>
-    <w:p>
-      <w:pPr>
-        <w:spacing w:line="276" w:lineRule="auto"/>
-        <w:rPr>
-          <w:rFonts w:ascii="Times New Roman" w:cs="Times New Roman" w:eastAsia="Times New Roman" w:hAnsi="Times New Roman"/>
-          <w:sz w:val="22"/>
-          <w:szCs w:val="22"/>
-        </w:rPr>
-      </w:pPr>
-      <w:r>
-        <w:rPr>
           <w:rFonts w:ascii="Times New Roman" w:cs="Times New Roman" w:eastAsia="Times New Roman" w:hAnsi="Times New Roman"/>
           <w:sz w:val="22"/>
           <w:szCs w:val="22"/>
@@ -24187,7 +23686,7 @@
     <w:sdt>
       <w:sdtPr>
         <w:lock w:val="contentLocked"/>
-        <w:id w:val="-421814637"/>
+        <w:id w:val="2055821289"/>
         <w:tag w:val="goog_rdk_14"/>
       </w:sdtPr>
       <w:sdtContent>
@@ -24577,6 +24076,22 @@
     <w:p>
       <w:pPr>
         <w:rPr>
+          <w:sz w:val="22"/>
+          <w:szCs w:val="22"/>
+        </w:rPr>
+      </w:pPr>
+      <w:r>
+        <w:br w:type="page"/>
+      </w:r>
+      <w:r>
+        <w:rPr>
+          <w:rtl w:val="0"/>
+        </w:rPr>
+      </w:r>
+    </w:p>
+    <w:p>
+      <w:pPr>
+        <w:rPr>
           <w:rFonts w:ascii="Arial" w:cs="Arial" w:eastAsia="Arial" w:hAnsi="Arial"/>
           <w:sz w:val="22"/>
           <w:szCs w:val="22"/>
@@ -24612,12 +24127,12 @@
           <wp:inline distB="114300" distT="114300" distL="114300" distR="114300">
             <wp:extent cx="4265965" cy="3290888"/>
             <wp:effectExtent b="0" l="0" r="0" t="0"/>
-            <wp:docPr id="1" name="image14.png"/>
+            <wp:docPr id="1" name="image1.png"/>
             <a:graphic>
               <a:graphicData uri="http://schemas.openxmlformats.org/drawingml/2006/picture">
                 <pic:pic>
                   <pic:nvPicPr>
-                    <pic:cNvPr id="0" name="image14.png"/>
+                    <pic:cNvPr id="0" name="image1.png"/>
                     <pic:cNvPicPr preferRelativeResize="0"/>
                   </pic:nvPicPr>
                   <pic:blipFill>
@@ -24723,12 +24238,12 @@
             <wp:extent cx="3903420" cy="3059650"/>
             <wp:effectExtent b="0" l="0" r="0" t="0"/>
             <wp:wrapTopAndBottom distB="114300" distT="114300"/>
-            <wp:docPr id="7" name="image9.png"/>
+            <wp:docPr id="7" name="image3.png"/>
             <a:graphic>
               <a:graphicData uri="http://schemas.openxmlformats.org/drawingml/2006/picture">
                 <pic:pic>
                   <pic:nvPicPr>
-                    <pic:cNvPr id="0" name="image9.png"/>
+                    <pic:cNvPr id="0" name="image3.png"/>
                     <pic:cNvPicPr preferRelativeResize="0"/>
                   </pic:nvPicPr>
                   <pic:blipFill>
@@ -24770,25 +24285,15 @@
     <w:p>
       <w:pPr>
         <w:spacing w:line="276" w:lineRule="auto"/>
-        <w:rPr>
-          <w:sz w:val="22"/>
-          <w:szCs w:val="22"/>
-        </w:rPr>
-      </w:pPr>
-      <w:r>
-        <w:rPr>
-          <w:rtl w:val="0"/>
-        </w:rPr>
-      </w:r>
-    </w:p>
-    <w:p>
-      <w:pPr>
-        <w:spacing w:line="276" w:lineRule="auto"/>
-        <w:rPr>
-          <w:sz w:val="22"/>
-          <w:szCs w:val="22"/>
-        </w:rPr>
-      </w:pPr>
+        <w:ind w:firstLine="720"/>
+        <w:rPr>
+          <w:sz w:val="22"/>
+          <w:szCs w:val="22"/>
+        </w:rPr>
+      </w:pPr>
+      <w:r>
+        <w:br w:type="page"/>
+      </w:r>
       <w:r>
         <w:rPr>
           <w:rtl w:val="0"/>
@@ -24830,12 +24335,12 @@
           <wp:inline distB="114300" distT="114300" distL="114300" distR="114300">
             <wp:extent cx="4130815" cy="3366325"/>
             <wp:effectExtent b="0" l="0" r="0" t="0"/>
-            <wp:docPr id="5" name="image3.png"/>
+            <wp:docPr id="5" name="image10.png"/>
             <a:graphic>
               <a:graphicData uri="http://schemas.openxmlformats.org/drawingml/2006/picture">
                 <pic:pic>
                   <pic:nvPicPr>
-                    <pic:cNvPr id="0" name="image3.png"/>
+                    <pic:cNvPr id="0" name="image10.png"/>
                     <pic:cNvPicPr preferRelativeResize="0"/>
                   </pic:nvPicPr>
                   <pic:blipFill>
@@ -24868,20 +24373,7 @@
     <w:p>
       <w:pPr>
         <w:spacing w:line="276" w:lineRule="auto"/>
-        <w:rPr>
-          <w:sz w:val="22"/>
-          <w:szCs w:val="22"/>
-        </w:rPr>
-      </w:pPr>
-      <w:r>
-        <w:rPr>
-          <w:rtl w:val="0"/>
-        </w:rPr>
-      </w:r>
-    </w:p>
-    <w:p>
-      <w:pPr>
-        <w:spacing w:line="276" w:lineRule="auto"/>
+        <w:ind w:firstLine="720"/>
         <w:rPr>
           <w:sz w:val="22"/>
           <w:szCs w:val="22"/>
@@ -24928,12 +24420,12 @@
           <wp:inline distB="114300" distT="114300" distL="114300" distR="114300">
             <wp:extent cx="4138877" cy="3297822"/>
             <wp:effectExtent b="0" l="0" r="0" t="0"/>
-            <wp:docPr id="6" name="image4.png"/>
+            <wp:docPr id="6" name="image14.png"/>
             <a:graphic>
               <a:graphicData uri="http://schemas.openxmlformats.org/drawingml/2006/picture">
                 <pic:pic>
                   <pic:nvPicPr>
-                    <pic:cNvPr id="0" name="image4.png"/>
+                    <pic:cNvPr id="0" name="image14.png"/>
                     <pic:cNvPicPr preferRelativeResize="0"/>
                   </pic:nvPicPr>
                   <pic:blipFill>
@@ -24980,26 +24472,15 @@
     <w:p>
       <w:pPr>
         <w:spacing w:line="276" w:lineRule="auto"/>
-        <w:rPr>
-          <w:sz w:val="22"/>
-          <w:szCs w:val="22"/>
-        </w:rPr>
-      </w:pPr>
-      <w:r>
-        <w:rPr>
-          <w:rtl w:val="0"/>
-        </w:rPr>
-      </w:r>
-    </w:p>
-    <w:p>
-      <w:pPr>
-        <w:spacing w:line="276" w:lineRule="auto"/>
         <w:ind w:firstLine="720"/>
         <w:rPr>
           <w:sz w:val="22"/>
           <w:szCs w:val="22"/>
         </w:rPr>
       </w:pPr>
+      <w:r>
+        <w:br w:type="page"/>
+      </w:r>
       <w:r>
         <w:rPr>
           <w:rtl w:val="0"/>
@@ -25041,12 +24522,12 @@
           <wp:inline distB="114300" distT="114300" distL="114300" distR="114300">
             <wp:extent cx="4139602" cy="3298889"/>
             <wp:effectExtent b="0" l="0" r="0" t="0"/>
-            <wp:docPr id="3" name="image1.png"/>
+            <wp:docPr id="3" name="image4.png"/>
             <a:graphic>
               <a:graphicData uri="http://schemas.openxmlformats.org/drawingml/2006/picture">
                 <pic:pic>
                   <pic:nvPicPr>
-                    <pic:cNvPr id="0" name="image1.png"/>
+                    <pic:cNvPr id="0" name="image4.png"/>
                     <pic:cNvPicPr preferRelativeResize="0"/>
                   </pic:nvPicPr>
                   <pic:blipFill>
@@ -25125,12 +24606,12 @@
           <wp:inline distB="114300" distT="114300" distL="114300" distR="114300">
             <wp:extent cx="4176829" cy="3269247"/>
             <wp:effectExtent b="0" l="0" r="0" t="0"/>
-            <wp:docPr id="2" name="image8.png"/>
+            <wp:docPr id="2" name="image5.png"/>
             <a:graphic>
               <a:graphicData uri="http://schemas.openxmlformats.org/drawingml/2006/picture">
                 <pic:pic>
                   <pic:nvPicPr>
-                    <pic:cNvPr id="0" name="image8.png"/>
+                    <pic:cNvPr id="0" name="image5.png"/>
                     <pic:cNvPicPr preferRelativeResize="0"/>
                   </pic:nvPicPr>
                   <pic:blipFill>
@@ -25163,39 +24644,15 @@
     <w:p>
       <w:pPr>
         <w:spacing w:line="276" w:lineRule="auto"/>
-        <w:rPr>
-          <w:sz w:val="22"/>
-          <w:szCs w:val="22"/>
-        </w:rPr>
-      </w:pPr>
-      <w:r>
-        <w:rPr>
-          <w:rtl w:val="0"/>
-        </w:rPr>
-      </w:r>
-    </w:p>
-    <w:p>
-      <w:pPr>
-        <w:spacing w:line="276" w:lineRule="auto"/>
-        <w:rPr>
-          <w:sz w:val="22"/>
-          <w:szCs w:val="22"/>
-        </w:rPr>
-      </w:pPr>
-      <w:r>
-        <w:rPr>
-          <w:rtl w:val="0"/>
-        </w:rPr>
-      </w:r>
-    </w:p>
-    <w:p>
-      <w:pPr>
-        <w:spacing w:line="276" w:lineRule="auto"/>
-        <w:rPr>
-          <w:sz w:val="22"/>
-          <w:szCs w:val="22"/>
-        </w:rPr>
-      </w:pPr>
+        <w:ind w:firstLine="720"/>
+        <w:rPr>
+          <w:sz w:val="22"/>
+          <w:szCs w:val="22"/>
+        </w:rPr>
+      </w:pPr>
+      <w:r>
+        <w:br w:type="page"/>
+      </w:r>
       <w:r>
         <w:rPr>
           <w:rtl w:val="0"/>
@@ -25237,12 +24694,12 @@
           <wp:inline distB="114300" distT="114300" distL="114300" distR="114300">
             <wp:extent cx="4255875" cy="3461575"/>
             <wp:effectExtent b="0" l="0" r="0" t="0"/>
-            <wp:docPr id="8" name="image7.png"/>
+            <wp:docPr id="8" name="image12.png"/>
             <a:graphic>
               <a:graphicData uri="http://schemas.openxmlformats.org/drawingml/2006/picture">
                 <pic:pic>
                   <pic:nvPicPr>
-                    <pic:cNvPr id="0" name="image7.png"/>
+                    <pic:cNvPr id="0" name="image12.png"/>
                     <pic:cNvPicPr preferRelativeResize="0"/>
                   </pic:nvPicPr>
                   <pic:blipFill>
@@ -25314,20 +24771,6 @@
       </w:pPr>
       <w:r>
         <w:rPr>
-          <w:rtl w:val="0"/>
-        </w:rPr>
-      </w:r>
-    </w:p>
-    <w:p>
-      <w:pPr>
-        <w:spacing w:line="276" w:lineRule="auto"/>
-        <w:rPr>
-          <w:sz w:val="22"/>
-          <w:szCs w:val="22"/>
-        </w:rPr>
-      </w:pPr>
-      <w:r>
-        <w:rPr>
           <w:sz w:val="22"/>
           <w:szCs w:val="22"/>
         </w:rPr>
@@ -25335,12 +24778,12 @@
           <wp:inline distB="114300" distT="114300" distL="114300" distR="114300">
             <wp:extent cx="4244604" cy="3393834"/>
             <wp:effectExtent b="0" l="0" r="0" t="0"/>
-            <wp:docPr id="10" name="image6.png"/>
+            <wp:docPr id="10" name="image8.png"/>
             <a:graphic>
               <a:graphicData uri="http://schemas.openxmlformats.org/drawingml/2006/picture">
                 <pic:pic>
                   <pic:nvPicPr>
-                    <pic:cNvPr id="0" name="image6.png"/>
+                    <pic:cNvPr id="0" name="image8.png"/>
                     <pic:cNvPicPr preferRelativeResize="0"/>
                   </pic:nvPicPr>
                   <pic:blipFill>
@@ -25407,6 +24850,9 @@
         </w:rPr>
       </w:pPr>
       <w:r>
+        <w:br w:type="page"/>
+      </w:r>
+      <w:r>
         <w:rPr>
           <w:rtl w:val="0"/>
         </w:rPr>
@@ -25478,12 +24924,12 @@
           <wp:inline distB="114300" distT="114300" distL="114300" distR="114300">
             <wp:extent cx="3810953" cy="3435354"/>
             <wp:effectExtent b="0" l="0" r="0" t="0"/>
-            <wp:docPr id="14" name="image13.png"/>
+            <wp:docPr id="14" name="image6.png"/>
             <a:graphic>
               <a:graphicData uri="http://schemas.openxmlformats.org/drawingml/2006/picture">
                 <pic:pic>
                   <pic:nvPicPr>
-                    <pic:cNvPr id="0" name="image13.png"/>
+                    <pic:cNvPr id="0" name="image6.png"/>
                     <pic:cNvPicPr preferRelativeResize="0"/>
                   </pic:nvPicPr>
                   <pic:blipFill>
@@ -25542,7 +24988,7 @@
           <w:szCs w:val="22"/>
           <w:rtl w:val="0"/>
         </w:rPr>
-        <w:t xml:space="preserve">Checkout dan Penahanan Dana Escrow</w:t>
+        <w:t xml:space="preserve">eckout dan Penahanan Dana Escrow</w:t>
       </w:r>
     </w:p>
     <w:p>
@@ -25562,12 +25008,12 @@
           <wp:inline distB="114300" distT="114300" distL="114300" distR="114300">
             <wp:extent cx="3995206" cy="3287535"/>
             <wp:effectExtent b="0" l="0" r="0" t="0"/>
-            <wp:docPr id="4" name="image10.png"/>
+            <wp:docPr id="4" name="image2.png"/>
             <a:graphic>
               <a:graphicData uri="http://schemas.openxmlformats.org/drawingml/2006/picture">
                 <pic:pic>
                   <pic:nvPicPr>
-                    <pic:cNvPr id="0" name="image10.png"/>
+                    <pic:cNvPr id="0" name="image2.png"/>
                     <pic:cNvPicPr preferRelativeResize="0"/>
                   </pic:nvPicPr>
                   <pic:blipFill>
@@ -25660,12 +25106,12 @@
           <wp:inline distB="114300" distT="114300" distL="114300" distR="114300">
             <wp:extent cx="6126480" cy="3111500"/>
             <wp:effectExtent b="0" l="0" r="0" t="0"/>
-            <wp:docPr id="11" name="image2.png"/>
+            <wp:docPr id="11" name="image13.png"/>
             <a:graphic>
               <a:graphicData uri="http://schemas.openxmlformats.org/drawingml/2006/picture">
                 <pic:pic>
                   <pic:nvPicPr>
-                    <pic:cNvPr id="0" name="image2.png"/>
+                    <pic:cNvPr id="0" name="image13.png"/>
                     <pic:cNvPicPr preferRelativeResize="0"/>
                   </pic:nvPicPr>
                   <pic:blipFill>
@@ -25738,12 +25184,12 @@
           <wp:inline distB="114300" distT="114300" distL="114300" distR="114300">
             <wp:extent cx="4830128" cy="3252350"/>
             <wp:effectExtent b="0" l="0" r="0" t="0"/>
-            <wp:docPr id="13" name="image15.png"/>
+            <wp:docPr id="13" name="image7.png"/>
             <a:graphic>
               <a:graphicData uri="http://schemas.openxmlformats.org/drawingml/2006/picture">
                 <pic:pic>
                   <pic:nvPicPr>
-                    <pic:cNvPr id="0" name="image15.png"/>
+                    <pic:cNvPr id="0" name="image7.png"/>
                     <pic:cNvPicPr preferRelativeResize="0"/>
                   </pic:nvPicPr>
                   <pic:blipFill>
@@ -26055,12 +25501,12 @@
           <wp:inline distB="114300" distT="114300" distL="114300" distR="114300">
             <wp:extent cx="6126480" cy="3835400"/>
             <wp:effectExtent b="0" l="0" r="0" t="0"/>
-            <wp:docPr id="15" name="image12.png"/>
+            <wp:docPr id="15" name="image11.png"/>
             <a:graphic>
               <a:graphicData uri="http://schemas.openxmlformats.org/drawingml/2006/picture">
                 <pic:pic>
                   <pic:nvPicPr>
-                    <pic:cNvPr id="0" name="image12.png"/>
+                    <pic:cNvPr id="0" name="image11.png"/>
                     <pic:cNvPicPr preferRelativeResize="0"/>
                   </pic:nvPicPr>
                   <pic:blipFill>
@@ -26612,12 +26058,12 @@
           <wp:inline distB="114300" distT="114300" distL="114300" distR="114300">
             <wp:extent cx="6126480" cy="4470400"/>
             <wp:effectExtent b="0" l="0" r="0" t="0"/>
-            <wp:docPr id="9" name="image5.png"/>
+            <wp:docPr id="9" name="image15.png"/>
             <a:graphic>
               <a:graphicData uri="http://schemas.openxmlformats.org/drawingml/2006/picture">
                 <pic:pic>
                   <pic:nvPicPr>
-                    <pic:cNvPr id="0" name="image5.png"/>
+                    <pic:cNvPr id="0" name="image15.png"/>
                     <pic:cNvPicPr preferRelativeResize="0"/>
                   </pic:nvPicPr>
                   <pic:blipFill>
@@ -33439,7 +32885,7 @@
 
 <file path=customXML/item1.xml><?xml version="1.0" encoding="utf-8"?>
 <go:gDocsCustomXmlDataStorage xmlns:go="http://customooxmlschemas.google.com/" xmlns:r="http://schemas.openxmlformats.org/officeDocument/2006/relationships" uri="GoogleDocsCustomDataVersion2">
-  <go:docsCustomData xmlns:go="http://customooxmlschemas.google.com/" roundtripDataSignature="AMtx7mj1W5QMbQ81EuE+L36pYr5rQVCyUA==">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</go:docsCustomData>
+  <go:docsCustomData xmlns:go="http://customooxmlschemas.google.com/" roundtripDataSignature="AMtx7mjlTCJSQSjfFegQ1zJxLdw7ydah+w==">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</go:docsCustomData>
 </go:gDocsCustomXmlDataStorage>
 </file>
 
